--- a/PPTs/Quiz/L5 Scheduling Quiz ANS.docx
+++ b/PPTs/Quiz/L5 Scheduling Quiz ANS.docx
@@ -46,6 +46,8 @@
         <w:rPr>
           <w:rStyle w:val="Strong"/>
           <w:rFonts w:eastAsiaTheme="majorEastAsia"/>
+          <w:b w:val="0"/>
+          <w:bCs w:val="0"/>
         </w:rPr>
         <w:t>1. What characterizes a CPU-bound process?</w:t>
       </w:r>
@@ -72,6 +74,8 @@
         <w:rPr>
           <w:rStyle w:val="Strong"/>
           <w:rFonts w:eastAsiaTheme="majorEastAsia"/>
+          <w:b w:val="0"/>
+          <w:bCs w:val="0"/>
         </w:rPr>
         <w:t>Answer:</w:t>
       </w:r>
@@ -87,6 +91,8 @@
         <w:rPr>
           <w:rStyle w:val="Strong"/>
           <w:rFonts w:eastAsiaTheme="majorEastAsia"/>
+          <w:b w:val="0"/>
+          <w:bCs w:val="0"/>
         </w:rPr>
         <w:t xml:space="preserve">2. </w:t>
       </w:r>
@@ -94,6 +100,8 @@
         <w:rPr>
           <w:rStyle w:val="Strong"/>
           <w:rFonts w:eastAsiaTheme="majorEastAsia"/>
+          <w:b w:val="0"/>
+          <w:bCs w:val="0"/>
         </w:rPr>
         <w:t>Only i</w:t>
       </w:r>
@@ -101,6 +109,8 @@
         <w:rPr>
           <w:rStyle w:val="Strong"/>
           <w:rFonts w:eastAsiaTheme="majorEastAsia"/>
+          <w:b w:val="0"/>
+          <w:bCs w:val="0"/>
         </w:rPr>
         <w:t>n preemptive scheduling</w:t>
       </w:r>
@@ -108,6 +118,8 @@
         <w:rPr>
           <w:rStyle w:val="Strong"/>
           <w:rFonts w:eastAsiaTheme="majorEastAsia"/>
+          <w:b w:val="0"/>
+          <w:bCs w:val="0"/>
         </w:rPr>
         <w:t xml:space="preserve"> (not in non-preemptive scheduling)</w:t>
       </w:r>
@@ -115,6 +127,8 @@
         <w:rPr>
           <w:rStyle w:val="Strong"/>
           <w:rFonts w:eastAsiaTheme="majorEastAsia"/>
+          <w:b w:val="0"/>
+          <w:bCs w:val="0"/>
         </w:rPr>
         <w:t>, a process can transition directly from:</w:t>
       </w:r>
@@ -141,6 +155,8 @@
         <w:rPr>
           <w:rStyle w:val="Strong"/>
           <w:rFonts w:eastAsiaTheme="majorEastAsia"/>
+          <w:b w:val="0"/>
+          <w:bCs w:val="0"/>
         </w:rPr>
         <w:t>Answer:</w:t>
       </w:r>
@@ -156,6 +172,8 @@
         <w:rPr>
           <w:rStyle w:val="Strong"/>
           <w:rFonts w:eastAsiaTheme="majorEastAsia"/>
+          <w:b w:val="0"/>
+          <w:bCs w:val="0"/>
         </w:rPr>
         <w:t>3. Which metric is calculated as CompletionTime - ArrivalTime?</w:t>
       </w:r>
@@ -182,6 +200,8 @@
         <w:rPr>
           <w:rStyle w:val="Strong"/>
           <w:rFonts w:eastAsiaTheme="majorEastAsia"/>
+          <w:b w:val="0"/>
+          <w:bCs w:val="0"/>
         </w:rPr>
         <w:t>Answer:</w:t>
       </w:r>
@@ -197,6 +217,8 @@
         <w:rPr>
           <w:rStyle w:val="Strong"/>
           <w:rFonts w:eastAsiaTheme="majorEastAsia"/>
+          <w:b w:val="0"/>
+          <w:bCs w:val="0"/>
         </w:rPr>
         <w:t xml:space="preserve">4. The convoy effect </w:t>
       </w:r>
@@ -204,6 +226,8 @@
         <w:rPr>
           <w:rStyle w:val="Strong"/>
           <w:rFonts w:eastAsiaTheme="majorEastAsia"/>
+          <w:b w:val="0"/>
+          <w:bCs w:val="0"/>
         </w:rPr>
         <w:t xml:space="preserve">can occur </w:t>
       </w:r>
@@ -211,6 +235,8 @@
         <w:rPr>
           <w:rStyle w:val="Strong"/>
           <w:rFonts w:eastAsiaTheme="majorEastAsia"/>
+          <w:b w:val="0"/>
+          <w:bCs w:val="0"/>
         </w:rPr>
         <w:t>with which scheduling algorithm?</w:t>
       </w:r>
@@ -240,18 +266,17 @@
         <w:t xml:space="preserve">D) </w:t>
       </w:r>
       <w:r>
-        <w:t>Shortest Remaining Time First (</w:t>
-      </w:r>
-      <w:r>
-        <w:t>SRTF)</w:t>
-      </w:r>
-      <w:r>
-        <w:br/>
-      </w:r>
-      <w:r>
-        <w:rPr>
-          <w:rStyle w:val="Strong"/>
-          <w:rFonts w:eastAsiaTheme="majorEastAsia"/>
+        <w:t>Shortest Remaining Time First (SRTF)</w:t>
+      </w:r>
+      <w:r>
+        <w:br/>
+      </w:r>
+      <w:r>
+        <w:rPr>
+          <w:rStyle w:val="Strong"/>
+          <w:rFonts w:eastAsiaTheme="majorEastAsia"/>
+          <w:b w:val="0"/>
+          <w:bCs w:val="0"/>
         </w:rPr>
         <w:t>Answer:</w:t>
       </w:r>
@@ -282,6 +307,8 @@
         <w:rPr>
           <w:rStyle w:val="Strong"/>
           <w:rFonts w:eastAsiaTheme="majorEastAsia"/>
+          <w:b w:val="0"/>
+          <w:bCs w:val="0"/>
         </w:rPr>
         <w:t>5. In Round Robin scheduling, if there are 5 jobs in the ready queue and time quantum=20ms, what's the maximum wait time for any job?</w:t>
       </w:r>
@@ -308,6 +335,8 @@
         <w:rPr>
           <w:rStyle w:val="Strong"/>
           <w:rFonts w:eastAsiaTheme="majorEastAsia"/>
+          <w:b w:val="0"/>
+          <w:bCs w:val="0"/>
         </w:rPr>
         <w:t>Answer:</w:t>
       </w:r>
@@ -323,6 +352,8 @@
         <w:rPr>
           <w:rStyle w:val="Strong"/>
           <w:rFonts w:eastAsiaTheme="majorEastAsia"/>
+          <w:b w:val="0"/>
+          <w:bCs w:val="0"/>
         </w:rPr>
         <w:t>6. What is the primary advantage of Shortest Remaining Time First (SRTF)?</w:t>
       </w:r>
@@ -352,6 +383,8 @@
         <w:rPr>
           <w:rStyle w:val="Strong"/>
           <w:rFonts w:eastAsiaTheme="majorEastAsia"/>
+          <w:b w:val="0"/>
+          <w:bCs w:val="0"/>
         </w:rPr>
         <w:t>Answer:</w:t>
       </w:r>
@@ -367,6 +400,8 @@
         <w:rPr>
           <w:rStyle w:val="Strong"/>
           <w:rFonts w:eastAsiaTheme="majorEastAsia"/>
+          <w:b w:val="0"/>
+          <w:bCs w:val="0"/>
         </w:rPr>
         <w:t>7. Which scheduling algorithm requires prior knowledge of job execution times?</w:t>
       </w:r>
@@ -396,6 +431,8 @@
         <w:rPr>
           <w:rStyle w:val="Strong"/>
           <w:rFonts w:eastAsiaTheme="majorEastAsia"/>
+          <w:b w:val="0"/>
+          <w:bCs w:val="0"/>
         </w:rPr>
         <w:t>Answer:</w:t>
       </w:r>
@@ -411,6 +448,8 @@
         <w:rPr>
           <w:rStyle w:val="Strong"/>
           <w:rFonts w:eastAsiaTheme="majorEastAsia"/>
+          <w:b w:val="0"/>
+          <w:bCs w:val="0"/>
         </w:rPr>
         <w:t>8. In exponential averaging for burst prediction (τₙ = αtₙ₋₁ + (1-α)τₙ₋₁), what does α=1 imply?</w:t>
       </w:r>
@@ -437,6 +476,8 @@
         <w:rPr>
           <w:rStyle w:val="Strong"/>
           <w:rFonts w:eastAsiaTheme="majorEastAsia"/>
+          <w:b w:val="0"/>
+          <w:bCs w:val="0"/>
         </w:rPr>
         <w:t>Answer:</w:t>
       </w:r>
@@ -452,6 +493,8 @@
         <w:rPr>
           <w:rStyle w:val="Strong"/>
           <w:rFonts w:eastAsiaTheme="majorEastAsia"/>
+          <w:b w:val="0"/>
+          <w:bCs w:val="0"/>
         </w:rPr>
         <w:t>9. What is a key disadvantage of priority scheduling?</w:t>
       </w:r>
@@ -478,6 +521,8 @@
         <w:rPr>
           <w:rStyle w:val="Strong"/>
           <w:rFonts w:eastAsiaTheme="majorEastAsia"/>
+          <w:b w:val="0"/>
+          <w:bCs w:val="0"/>
         </w:rPr>
         <w:t>Answer:</w:t>
       </w:r>
@@ -493,6 +538,8 @@
         <w:rPr>
           <w:rStyle w:val="Strong"/>
           <w:rFonts w:eastAsiaTheme="majorEastAsia"/>
+          <w:b w:val="0"/>
+          <w:bCs w:val="0"/>
         </w:rPr>
         <w:t>10. Which scheduling system uses dynamic priority adjustment based on past behavior?</w:t>
       </w:r>
@@ -519,6 +566,8 @@
         <w:rPr>
           <w:rStyle w:val="Strong"/>
           <w:rFonts w:eastAsiaTheme="majorEastAsia"/>
+          <w:b w:val="0"/>
+          <w:bCs w:val="0"/>
         </w:rPr>
         <w:t>Answer:</w:t>
       </w:r>
@@ -534,6 +583,8 @@
         <w:rPr>
           <w:rStyle w:val="Strong"/>
           <w:rFonts w:eastAsiaTheme="majorEastAsia"/>
+          <w:b w:val="0"/>
+          <w:bCs w:val="0"/>
         </w:rPr>
         <w:t>11. For the job sequence P1(24ms), P2(3ms), P3(3ms) in FCFS order, what's the average waiting time?</w:t>
       </w:r>
@@ -560,6 +611,8 @@
         <w:rPr>
           <w:rStyle w:val="Strong"/>
           <w:rFonts w:eastAsiaTheme="majorEastAsia"/>
+          <w:b w:val="0"/>
+          <w:bCs w:val="0"/>
         </w:rPr>
         <w:t>Answer:</w:t>
       </w:r>
@@ -575,6 +628,8 @@
         <w:rPr>
           <w:rStyle w:val="Strong"/>
           <w:rFonts w:eastAsiaTheme="majorEastAsia"/>
+          <w:b w:val="0"/>
+          <w:bCs w:val="0"/>
         </w:rPr>
         <w:t>12. What is the primary purpose of a time quantum in Round Robin?</w:t>
       </w:r>
@@ -601,6 +656,8 @@
         <w:rPr>
           <w:rStyle w:val="Strong"/>
           <w:rFonts w:eastAsiaTheme="majorEastAsia"/>
+          <w:b w:val="0"/>
+          <w:bCs w:val="0"/>
         </w:rPr>
         <w:t>Answer:</w:t>
       </w:r>
@@ -616,6 +673,8 @@
         <w:rPr>
           <w:rStyle w:val="Strong"/>
           <w:rFonts w:eastAsiaTheme="majorEastAsia"/>
+          <w:b w:val="0"/>
+          <w:bCs w:val="0"/>
         </w:rPr>
         <w:t>13. Which algorithm would be best for minimizing response time in an interactive system?</w:t>
       </w:r>
@@ -642,6 +701,8 @@
         <w:rPr>
           <w:rStyle w:val="Strong"/>
           <w:rFonts w:eastAsiaTheme="majorEastAsia"/>
+          <w:b w:val="0"/>
+          <w:bCs w:val="0"/>
         </w:rPr>
         <w:t>Answer:</w:t>
       </w:r>
@@ -657,6 +718,8 @@
         <w:rPr>
           <w:rStyle w:val="Strong"/>
           <w:rFonts w:eastAsiaTheme="majorEastAsia"/>
+          <w:b w:val="0"/>
+          <w:bCs w:val="0"/>
         </w:rPr>
         <w:lastRenderedPageBreak/>
         <w:t>14. What scheduling characteristic does this diagram represent?</w:t>
@@ -668,6 +731,8 @@
         <w:rPr>
           <w:rStyle w:val="Strong"/>
           <w:rFonts w:eastAsiaTheme="majorEastAsia"/>
+          <w:b w:val="0"/>
+          <w:bCs w:val="0"/>
           <w:noProof/>
         </w:rPr>
         <w:drawing>
@@ -743,6 +808,8 @@
         <w:rPr>
           <w:rStyle w:val="Strong"/>
           <w:rFonts w:eastAsiaTheme="majorEastAsia"/>
+          <w:b w:val="0"/>
+          <w:bCs w:val="0"/>
         </w:rPr>
         <w:t>Answer:</w:t>
       </w:r>
@@ -758,6 +825,8 @@
         <w:rPr>
           <w:rStyle w:val="Strong"/>
           <w:rFonts w:eastAsiaTheme="majorEastAsia"/>
+          <w:b w:val="0"/>
+          <w:bCs w:val="0"/>
         </w:rPr>
         <w:t>15. Which statement about S</w:t>
       </w:r>
@@ -765,6 +834,8 @@
         <w:rPr>
           <w:rStyle w:val="Strong"/>
           <w:rFonts w:eastAsiaTheme="majorEastAsia"/>
+          <w:b w:val="0"/>
+          <w:bCs w:val="0"/>
         </w:rPr>
         <w:t>RT</w:t>
       </w:r>
@@ -772,6 +843,8 @@
         <w:rPr>
           <w:rStyle w:val="Strong"/>
           <w:rFonts w:eastAsiaTheme="majorEastAsia"/>
+          <w:b w:val="0"/>
+          <w:bCs w:val="0"/>
         </w:rPr>
         <w:t>F</w:t>
       </w:r>
@@ -779,6 +852,8 @@
         <w:rPr>
           <w:rStyle w:val="Strong"/>
           <w:rFonts w:eastAsiaTheme="majorEastAsia"/>
+          <w:b w:val="0"/>
+          <w:bCs w:val="0"/>
         </w:rPr>
         <w:t xml:space="preserve"> is FALSE?</w:t>
       </w:r>
@@ -811,6 +886,8 @@
         <w:rPr>
           <w:rStyle w:val="Strong"/>
           <w:rFonts w:eastAsiaTheme="majorEastAsia"/>
+          <w:b w:val="0"/>
+          <w:bCs w:val="0"/>
         </w:rPr>
         <w:t>Answer:</w:t>
       </w:r>
@@ -826,6 +903,8 @@
         <w:rPr>
           <w:rStyle w:val="Strong"/>
           <w:rFonts w:eastAsiaTheme="majorEastAsia"/>
+          <w:b w:val="0"/>
+          <w:bCs w:val="0"/>
         </w:rPr>
         <w:t>16. In MLFQ scheduling, what typically happens to a CPU-bound job?</w:t>
       </w:r>
@@ -852,6 +931,8 @@
         <w:rPr>
           <w:rStyle w:val="Strong"/>
           <w:rFonts w:eastAsiaTheme="majorEastAsia"/>
+          <w:b w:val="0"/>
+          <w:bCs w:val="0"/>
         </w:rPr>
         <w:t>Answer:</w:t>
       </w:r>
@@ -863,10 +944,13 @@
       <w:pPr>
         <w:pStyle w:val="my-0"/>
       </w:pPr>
-      <w:r>
-        <w:rPr>
-          <w:rStyle w:val="Strong"/>
-          <w:rFonts w:eastAsiaTheme="majorEastAsia"/>
+      <w:bookmarkStart w:id="0" w:name="OLE_LINK1"/>
+      <w:r>
+        <w:rPr>
+          <w:rStyle w:val="Strong"/>
+          <w:rFonts w:eastAsiaTheme="majorEastAsia"/>
+          <w:b w:val="0"/>
+          <w:bCs w:val="0"/>
         </w:rPr>
         <w:t>17. What percentage of CPU time is lost to context switching if quantum=25ms and switch cost=0.5ms?</w:t>
       </w:r>
@@ -893,6 +977,72 @@
         <w:rPr>
           <w:rStyle w:val="Strong"/>
           <w:rFonts w:eastAsiaTheme="majorEastAsia"/>
+          <w:b w:val="0"/>
+          <w:bCs w:val="0"/>
+        </w:rPr>
+        <w:t>Answer:</w:t>
+      </w:r>
+      <w:r>
+        <w:t xml:space="preserve"> B</w:t>
+      </w:r>
+    </w:p>
+    <w:bookmarkEnd w:id="0"/>
+    <w:p>
+      <w:pPr>
+        <w:pStyle w:val="my-0"/>
+      </w:pPr>
+      <w:r>
+        <w:rPr>
+          <w:rStyle w:val="Strong"/>
+          <w:rFonts w:eastAsiaTheme="majorEastAsia"/>
+          <w:b w:val="0"/>
+          <w:bCs w:val="0"/>
+        </w:rPr>
+        <w:t>1</w:t>
+      </w:r>
+      <w:r>
+        <w:rPr>
+          <w:rStyle w:val="Strong"/>
+          <w:rFonts w:eastAsiaTheme="majorEastAsia"/>
+          <w:b w:val="0"/>
+          <w:bCs w:val="0"/>
+        </w:rPr>
+        <w:t>8</w:t>
+      </w:r>
+      <w:r>
+        <w:rPr>
+          <w:rStyle w:val="Strong"/>
+          <w:rFonts w:eastAsiaTheme="majorEastAsia"/>
+          <w:b w:val="0"/>
+          <w:bCs w:val="0"/>
+        </w:rPr>
+        <w:t>. What scheduling method combines multiple queues with different priorities?</w:t>
+      </w:r>
+      <w:r>
+        <w:br/>
+        <w:t>A) SRTF</w:t>
+      </w:r>
+      <w:r>
+        <w:br/>
+        <w:t>B) Multilevel Queue</w:t>
+      </w:r>
+      <w:r>
+        <w:br/>
+        <w:t>C) RR</w:t>
+      </w:r>
+      <w:r>
+        <w:br/>
+        <w:t>D) Exponential Queue</w:t>
+      </w:r>
+      <w:r>
+        <w:br/>
+      </w:r>
+      <w:r>
+        <w:rPr>
+          <w:rStyle w:val="Strong"/>
+          <w:rFonts w:eastAsiaTheme="majorEastAsia"/>
+          <w:b w:val="0"/>
+          <w:bCs w:val="0"/>
         </w:rPr>
         <w:t>Answer:</w:t>
       </w:r>
@@ -903,61 +1053,6 @@
     <w:p>
       <w:pPr>
         <w:pStyle w:val="my-0"/>
-      </w:pPr>
-      <w:r>
-        <w:rPr>
-          <w:rStyle w:val="Strong"/>
-          <w:rFonts w:eastAsiaTheme="majorEastAsia"/>
-        </w:rPr>
-        <w:t>1</w:t>
-      </w:r>
-      <w:r>
-        <w:rPr>
-          <w:rStyle w:val="Strong"/>
-          <w:rFonts w:eastAsiaTheme="majorEastAsia"/>
-        </w:rPr>
-        <w:t>8</w:t>
-      </w:r>
-      <w:r>
-        <w:rPr>
-          <w:rStyle w:val="Strong"/>
-          <w:rFonts w:eastAsiaTheme="majorEastAsia"/>
-        </w:rPr>
-        <w:t>. What scheduling method combines multiple queues with different priorities?</w:t>
-      </w:r>
-      <w:r>
-        <w:br/>
-        <w:t>A) SRTF</w:t>
-      </w:r>
-      <w:r>
-        <w:br/>
-        <w:t>B) Multilevel Queue</w:t>
-      </w:r>
-      <w:r>
-        <w:br/>
-        <w:t>C) RR</w:t>
-      </w:r>
-      <w:r>
-        <w:br/>
-        <w:t>D) Exponential Queue</w:t>
-      </w:r>
-      <w:r>
-        <w:br/>
-      </w:r>
-      <w:r>
-        <w:rPr>
-          <w:rStyle w:val="Strong"/>
-          <w:rFonts w:eastAsiaTheme="majorEastAsia"/>
-        </w:rPr>
-        <w:t>Answer:</w:t>
-      </w:r>
-      <w:r>
-        <w:t xml:space="preserve"> B</w:t>
-      </w:r>
-    </w:p>
-    <w:p>
-      <w:pPr>
-        <w:pStyle w:val="my-0"/>
         <w:rPr>
           <w:rFonts w:eastAsiaTheme="minorEastAsia"/>
         </w:rPr>
@@ -966,6 +1061,8 @@
         <w:rPr>
           <w:rStyle w:val="Strong"/>
           <w:rFonts w:eastAsiaTheme="majorEastAsia"/>
+          <w:b w:val="0"/>
+          <w:bCs w:val="0"/>
         </w:rPr>
         <w:t>19</w:t>
       </w:r>
@@ -973,6 +1070,8 @@
         <w:rPr>
           <w:rStyle w:val="Strong"/>
           <w:rFonts w:eastAsiaTheme="majorEastAsia"/>
+          <w:b w:val="0"/>
+          <w:bCs w:val="0"/>
         </w:rPr>
         <w:t>. Which scenario benefits most from SRTF?</w:t>
       </w:r>
@@ -999,6 +1098,8 @@
         <w:rPr>
           <w:rStyle w:val="Strong"/>
           <w:rFonts w:eastAsiaTheme="majorEastAsia"/>
+          <w:b w:val="0"/>
+          <w:bCs w:val="0"/>
         </w:rPr>
         <w:t>Answer:</w:t>
       </w:r>
@@ -1919,7 +2020,7 @@
         <w:kern w:val="2"/>
         <w:sz w:val="24"/>
         <w:szCs w:val="24"/>
-        <w:lang w:val="en-SE" w:eastAsia="zh-CN" w:bidi="ar-SA"/>
+        <w:lang w:eastAsia="zh-CN" w:bidi="ar-SA"/>
         <w14:ligatures w14:val="standardContextual"/>
       </w:rPr>
     </w:rPrDefault>

--- a/PPTs/Quiz/L5 Scheduling Quiz ANS.docx
+++ b/PPTs/Quiz/L5 Scheduling Quiz ANS.docx
@@ -451,7 +451,27 @@
           <w:b w:val="0"/>
           <w:bCs w:val="0"/>
         </w:rPr>
-        <w:t>8. In exponential averaging for burst prediction (τₙ = αtₙ₋₁ + (1-α)τₙ₋₁), what does α=1 imply?</w:t>
+        <w:t>8. In exponential averaging for burst prediction (τₙ = αtₙ₋₁ + (1-</w:t>
+      </w:r>
+      <w:proofErr w:type="gramStart"/>
+      <w:r>
+        <w:rPr>
+          <w:rStyle w:val="Strong"/>
+          <w:rFonts w:eastAsiaTheme="majorEastAsia"/>
+          <w:b w:val="0"/>
+          <w:bCs w:val="0"/>
+        </w:rPr>
+        <w:t>α)τ</w:t>
+      </w:r>
+      <w:proofErr w:type="gramEnd"/>
+      <w:r>
+        <w:rPr>
+          <w:rStyle w:val="Strong"/>
+          <w:rFonts w:eastAsiaTheme="majorEastAsia"/>
+          <w:b w:val="0"/>
+          <w:bCs w:val="0"/>
+        </w:rPr>
+        <w:t>ₙ₋₁), what does α=1 imply?</w:t>
       </w:r>
       <w:r>
         <w:br/>
@@ -541,7 +561,25 @@
           <w:b w:val="0"/>
           <w:bCs w:val="0"/>
         </w:rPr>
-        <w:t>10. Which scheduling system uses dynamic priority adjustment based on past behavior?</w:t>
+        <w:t xml:space="preserve">10. Which scheduling </w:t>
+      </w:r>
+      <w:r>
+        <w:rPr>
+          <w:rStyle w:val="Strong"/>
+          <w:rFonts w:eastAsiaTheme="majorEastAsia"/>
+          <w:b w:val="0"/>
+          <w:bCs w:val="0"/>
+        </w:rPr>
+        <w:t>algorithm</w:t>
+      </w:r>
+      <w:r>
+        <w:rPr>
+          <w:rStyle w:val="Strong"/>
+          <w:rFonts w:eastAsiaTheme="majorEastAsia"/>
+          <w:b w:val="0"/>
+          <w:bCs w:val="0"/>
+        </w:rPr>
+        <w:t xml:space="preserve"> uses dynamic priority adjustment based on past behavior?</w:t>
       </w:r>
       <w:r>
         <w:br/>
@@ -722,7 +760,27 @@
           <w:bCs w:val="0"/>
         </w:rPr>
         <w:lastRenderedPageBreak/>
-        <w:t>14. What scheduling characteristic does this diagram represent?</w:t>
+        <w:t xml:space="preserve">14. What scheduling </w:t>
+      </w:r>
+      <w:proofErr w:type="gramStart"/>
+      <w:r>
+        <w:rPr>
+          <w:rStyle w:val="Strong"/>
+          <w:rFonts w:eastAsiaTheme="majorEastAsia"/>
+          <w:b w:val="0"/>
+          <w:bCs w:val="0"/>
+        </w:rPr>
+        <w:t>characteristic</w:t>
+      </w:r>
+      <w:proofErr w:type="gramEnd"/>
+      <w:r>
+        <w:rPr>
+          <w:rStyle w:val="Strong"/>
+          <w:rFonts w:eastAsiaTheme="majorEastAsia"/>
+          <w:b w:val="0"/>
+          <w:bCs w:val="0"/>
+        </w:rPr>
+        <w:t xml:space="preserve"> does this diagram represent?</w:t>
       </w:r>
       <w:r>
         <w:br/>
@@ -2020,7 +2078,7 @@
         <w:kern w:val="2"/>
         <w:sz w:val="24"/>
         <w:szCs w:val="24"/>
-        <w:lang w:eastAsia="zh-CN" w:bidi="ar-SA"/>
+        <w:lang w:val="en-US" w:eastAsia="zh-CN" w:bidi="ar-SA"/>
         <w14:ligatures w14:val="standardContextual"/>
       </w:rPr>
     </w:rPrDefault>
